--- a/bases/WIM_FIn/projects/IMDEV-7330 Тест/Замеры.docx
+++ b/bases/WIM_FIn/projects/IMDEV-7330 Тест/Замеры.docx
@@ -3,17 +3,64 @@
 <w:document xmlns:wpc="http://schemas.microsoft.com/office/word/2010/wordprocessingCanvas" xmlns:cx="http://schemas.microsoft.com/office/drawing/2014/chartex" xmlns:cx1="http://schemas.microsoft.com/office/drawing/2015/9/8/chartex" xmlns:mc="http://schemas.openxmlformats.org/markup-compatibility/2006" xmlns:o="urn:schemas-microsoft-com:office:office" xmlns:r="http://schemas.openxmlformats.org/officeDocument/2006/relationships" xmlns:m="http://schemas.openxmlformats.org/officeDocument/2006/math" xmlns:v="urn:schemas-microsoft-com:vml" xmlns:wp14="http://schemas.microsoft.com/office/word/2010/wordprocessingDrawing" xmlns:wp="http://schemas.openxmlformats.org/drawingml/2006/wordprocessingDrawing" xmlns:w10="urn:schemas-microsoft-com:office:word" xmlns:w="http://schemas.openxmlformats.org/wordprocessingml/2006/main" xmlns:w14="http://schemas.microsoft.com/office/word/2010/wordml" xmlns:w15="http://schemas.microsoft.com/office/word/2012/wordml" xmlns:w16se="http://schemas.microsoft.com/office/word/2015/wordml/symex" xmlns:wpg="http://schemas.microsoft.com/office/word/2010/wordprocessingGroup" xmlns:wpi="http://schemas.microsoft.com/office/word/2010/wordprocessingInk" xmlns:wne="http://schemas.microsoft.com/office/word/2006/wordml" xmlns:wps="http://schemas.microsoft.com/office/word/2010/wordprocessingShape" mc:Ignorable="w14 w15 w16se wp14">
   <w:body>
     <w:p>
+      <w:pPr>
+        <w:rPr>
+          <w:lang w:val="ru-RU"/>
+        </w:rPr>
+      </w:pPr>
       <w:r>
         <w:fldChar w:fldCharType="begin"/>
       </w:r>
       <w:r>
-        <w:instrText xml:space="preserve"> HYPERLINK "</w:instrText>
-      </w:r>
-      <w:r>
-        <w:instrText>https://jira/browse/IMDEV-7330</w:instrText>
-      </w:r>
-      <w:r>
-        <w:instrText xml:space="preserve">" </w:instrText>
+        <w:rPr>
+          <w:lang w:val="ru-RU"/>
+        </w:rPr>
+        <w:instrText xml:space="preserve"> </w:instrText>
+      </w:r>
+      <w:r>
+        <w:instrText>HYPERLINK</w:instrText>
+      </w:r>
+      <w:r>
+        <w:rPr>
+          <w:lang w:val="ru-RU"/>
+        </w:rPr>
+        <w:instrText xml:space="preserve"> "</w:instrText>
+      </w:r>
+      <w:r>
+        <w:instrText>https</w:instrText>
+      </w:r>
+      <w:r>
+        <w:rPr>
+          <w:lang w:val="ru-RU"/>
+        </w:rPr>
+        <w:instrText>://</w:instrText>
+      </w:r>
+      <w:r>
+        <w:instrText>jira</w:instrText>
+      </w:r>
+      <w:r>
+        <w:rPr>
+          <w:lang w:val="ru-RU"/>
+        </w:rPr>
+        <w:instrText>/</w:instrText>
+      </w:r>
+      <w:r>
+        <w:instrText>browse</w:instrText>
+      </w:r>
+      <w:r>
+        <w:rPr>
+          <w:lang w:val="ru-RU"/>
+        </w:rPr>
+        <w:instrText>/</w:instrText>
+      </w:r>
+      <w:r>
+        <w:instrText>IMDEV</w:instrText>
+      </w:r>
+      <w:r>
+        <w:rPr>
+          <w:lang w:val="ru-RU"/>
+        </w:rPr>
+        <w:instrText xml:space="preserve">-7330" </w:instrText>
       </w:r>
       <w:r>
         <w:fldChar w:fldCharType="separate"/>
@@ -22,13 +69,67 @@
         <w:rPr>
           <w:rStyle w:val="Hyperlink"/>
         </w:rPr>
-        <w:t>https://jira/browse/IMDEV-7330</w:t>
+        <w:t>https</w:t>
+      </w:r>
+      <w:r>
+        <w:rPr>
+          <w:rStyle w:val="Hyperlink"/>
+          <w:lang w:val="ru-RU"/>
+        </w:rPr>
+        <w:t>://</w:t>
+      </w:r>
+      <w:proofErr w:type="spellStart"/>
+      <w:r>
+        <w:rPr>
+          <w:rStyle w:val="Hyperlink"/>
+        </w:rPr>
+        <w:t>jira</w:t>
+      </w:r>
+      <w:proofErr w:type="spellEnd"/>
+      <w:r>
+        <w:rPr>
+          <w:rStyle w:val="Hyperlink"/>
+          <w:lang w:val="ru-RU"/>
+        </w:rPr>
+        <w:t>/</w:t>
+      </w:r>
+      <w:r>
+        <w:rPr>
+          <w:rStyle w:val="Hyperlink"/>
+        </w:rPr>
+        <w:t>browse</w:t>
+      </w:r>
+      <w:r>
+        <w:rPr>
+          <w:rStyle w:val="Hyperlink"/>
+          <w:lang w:val="ru-RU"/>
+        </w:rPr>
+        <w:t>/</w:t>
+      </w:r>
+      <w:r>
+        <w:rPr>
+          <w:rStyle w:val="Hyperlink"/>
+        </w:rPr>
+        <w:t>IMDEV</w:t>
+      </w:r>
+      <w:r>
+        <w:rPr>
+          <w:rStyle w:val="Hyperlink"/>
+          <w:lang w:val="ru-RU"/>
+        </w:rPr>
+        <w:t>-7330</w:t>
       </w:r>
       <w:r>
         <w:fldChar w:fldCharType="end"/>
       </w:r>
     </w:p>
-    <w:p/>
+    <w:p>
+      <w:pPr>
+        <w:rPr>
+          <w:lang w:val="ru-RU"/>
+        </w:rPr>
+      </w:pPr>
+    </w:p>
     <w:p>
       <w:pPr>
         <w:rPr>
@@ -91,7 +192,8 @@
       </w:pPr>
       <w:r>
         <w:rPr>
-          <w:lang w:val="ru-RU"/>
+          <w:noProof/>
+          <w:lang w:val="ru-RU" w:eastAsia="ru-RU"/>
         </w:rPr>
         <w:drawing>
           <wp:inline distT="0" distB="0" distL="0" distR="0" wp14:anchorId="16DCE3FA" wp14:editId="6DFB0A36">
@@ -185,7 +287,8 @@
       </w:pPr>
       <w:r>
         <w:rPr>
-          <w:lang w:val="ru-RU"/>
+          <w:noProof/>
+          <w:lang w:val="ru-RU" w:eastAsia="ru-RU"/>
         </w:rPr>
         <w:drawing>
           <wp:inline distT="0" distB="0" distL="0" distR="0" wp14:anchorId="646849F9" wp14:editId="2AFEB8CA">
@@ -287,7 +390,8 @@
       </w:pPr>
       <w:r>
         <w:rPr>
-          <w:lang w:val="ru-RU"/>
+          <w:noProof/>
+          <w:lang w:val="ru-RU" w:eastAsia="ru-RU"/>
         </w:rPr>
         <w:lastRenderedPageBreak/>
         <w:drawing>
@@ -1238,9 +1342,10 @@
       </w:pPr>
       <w:r>
         <w:rPr>
-          <w:sz w:val="12"/>
-          <w:szCs w:val="12"/>
-          <w:lang w:val="ru-RU"/>
+          <w:noProof/>
+          <w:sz w:val="12"/>
+          <w:szCs w:val="12"/>
+          <w:lang w:val="ru-RU" w:eastAsia="ru-RU"/>
         </w:rPr>
         <w:drawing>
           <wp:inline distT="0" distB="0" distL="0" distR="0" wp14:anchorId="647B7325" wp14:editId="7B20DC5C">
@@ -1998,9 +2103,10 @@
       </w:pPr>
       <w:r>
         <w:rPr>
-          <w:sz w:val="12"/>
-          <w:szCs w:val="12"/>
-          <w:lang w:val="ru-RU"/>
+          <w:noProof/>
+          <w:sz w:val="12"/>
+          <w:szCs w:val="12"/>
+          <w:lang w:val="ru-RU" w:eastAsia="ru-RU"/>
         </w:rPr>
         <w:drawing>
           <wp:inline distT="0" distB="0" distL="0" distR="0" wp14:anchorId="72A5FA62" wp14:editId="27E87FB2">
@@ -2185,6 +2291,7 @@
       <w:r>
         <w:rPr>
           <w:rFonts w:ascii="Arial" w:eastAsia="Times New Roman" w:hAnsi="Arial" w:cs="Arial"/>
+          <w:noProof/>
           <w:sz w:val="16"/>
           <w:szCs w:val="16"/>
           <w:lang w:val="ru-RU" w:eastAsia="ru-RU"/>
@@ -3098,23 +3205,7 @@
           <w:szCs w:val="12"/>
           <w:lang w:val="ru-RU"/>
         </w:rPr>
-        <w:t>10</w:t>
-      </w:r>
-      <w:r>
-        <w:rPr>
-          <w:sz w:val="12"/>
-          <w:szCs w:val="12"/>
-          <w:lang w:val="ru-RU"/>
-        </w:rPr>
-        <w:t>0</w:t>
-      </w:r>
-      <w:r>
-        <w:rPr>
-          <w:sz w:val="12"/>
-          <w:szCs w:val="12"/>
-          <w:lang w:val="ru-RU"/>
-        </w:rPr>
-        <w:t>0</w:t>
+        <w:t>1000</w:t>
       </w:r>
       <w:proofErr w:type="gramEnd"/>
       <w:r>
@@ -3128,21 +3219,1116 @@
     </w:p>
     <w:p>
       <w:pPr>
-        <w:rPr>
-          <w:sz w:val="12"/>
-          <w:szCs w:val="12"/>
-          <w:lang w:val="ru-RU"/>
-        </w:rPr>
-      </w:pPr>
-      <w:r>
         <w:rPr>
           <w:rFonts w:ascii="Arial" w:eastAsia="Times New Roman" w:hAnsi="Arial" w:cs="Arial"/>
           <w:sz w:val="16"/>
           <w:szCs w:val="16"/>
           <w:lang w:val="ru-RU" w:eastAsia="ru-RU"/>
         </w:rPr>
+      </w:pPr>
+      <w:r>
+        <w:rPr>
+          <w:rFonts w:ascii="Arial" w:eastAsia="Times New Roman" w:hAnsi="Arial" w:cs="Arial"/>
+          <w:sz w:val="16"/>
+          <w:szCs w:val="16"/>
+          <w:lang w:val="ru-RU" w:eastAsia="ru-RU"/>
+        </w:rPr>
         <w:t>Начало</w:t>
       </w:r>
+      <w:r>
+        <w:rPr>
+          <w:rFonts w:ascii="Arial" w:eastAsia="Times New Roman" w:hAnsi="Arial" w:cs="Arial"/>
+          <w:sz w:val="16"/>
+          <w:szCs w:val="16"/>
+          <w:lang w:val="ru-RU" w:eastAsia="ru-RU"/>
+        </w:rPr>
+        <w:t xml:space="preserve"> 28.04.2026 6:37:07</w:t>
+      </w:r>
+    </w:p>
+    <w:p>
+      <w:pPr>
+        <w:rPr>
+          <w:sz w:val="12"/>
+          <w:szCs w:val="12"/>
+          <w:lang w:val="ru-RU"/>
+        </w:rPr>
+      </w:pPr>
+      <w:r>
+        <w:rPr>
+          <w:rFonts w:ascii="Arial" w:eastAsia="Times New Roman" w:hAnsi="Arial" w:cs="Arial"/>
+          <w:sz w:val="16"/>
+          <w:szCs w:val="16"/>
+          <w:lang w:val="ru-RU" w:eastAsia="ru-RU"/>
+        </w:rPr>
+        <w:t xml:space="preserve">Последний док: </w:t>
+      </w:r>
+      <w:r>
+        <w:rPr>
+          <w:rFonts w:ascii="Arial" w:eastAsia="Times New Roman" w:hAnsi="Arial" w:cs="Arial"/>
+          <w:sz w:val="16"/>
+          <w:szCs w:val="16"/>
+          <w:lang w:val="ru-RU" w:eastAsia="ru-RU"/>
+        </w:rPr>
+        <w:t>28.04.2026 7:24:21</w:t>
+      </w:r>
+      <w:r>
+        <w:rPr>
+          <w:rFonts w:ascii="Arial" w:eastAsia="Times New Roman" w:hAnsi="Arial" w:cs="Arial"/>
+          <w:sz w:val="16"/>
+          <w:szCs w:val="16"/>
+          <w:lang w:val="ru-RU" w:eastAsia="ru-RU"/>
+        </w:rPr>
+        <w:t xml:space="preserve">   …  и </w:t>
+      </w:r>
+      <w:proofErr w:type="gramStart"/>
+      <w:r>
+        <w:rPr>
+          <w:rFonts w:ascii="Arial" w:eastAsia="Times New Roman" w:hAnsi="Arial" w:cs="Arial"/>
+          <w:sz w:val="16"/>
+          <w:szCs w:val="16"/>
+          <w:lang w:val="ru-RU" w:eastAsia="ru-RU"/>
+        </w:rPr>
+        <w:t>зависло !!!</w:t>
+      </w:r>
+      <w:proofErr w:type="gramEnd"/>
+    </w:p>
+    <w:p>
+      <w:pPr>
+        <w:rPr>
+          <w:sz w:val="12"/>
+          <w:szCs w:val="12"/>
+          <w:lang w:val="ru-RU"/>
+        </w:rPr>
+      </w:pPr>
+      <w:r>
+        <w:rPr>
+          <w:sz w:val="12"/>
+          <w:szCs w:val="12"/>
+          <w:lang w:val="ru-RU"/>
+        </w:rPr>
+        <w:br w:type="page"/>
+      </w:r>
+    </w:p>
+    <w:p>
+      <w:pPr>
+        <w:rPr>
+          <w:sz w:val="12"/>
+          <w:szCs w:val="12"/>
+          <w:lang w:val="ru-RU"/>
+        </w:rPr>
+      </w:pPr>
+      <w:r>
+        <w:rPr>
+          <w:sz w:val="12"/>
+          <w:szCs w:val="12"/>
+          <w:lang w:val="ru-RU"/>
+        </w:rPr>
+        <w:lastRenderedPageBreak/>
+        <w:t xml:space="preserve">***** </w:t>
+      </w:r>
+      <w:proofErr w:type="gramStart"/>
+      <w:r>
+        <w:rPr>
+          <w:sz w:val="12"/>
+          <w:szCs w:val="12"/>
+          <w:lang w:val="ru-RU"/>
+        </w:rPr>
+        <w:t>ПРОДОЛАЕМ,  запустил</w:t>
+      </w:r>
+      <w:proofErr w:type="gramEnd"/>
+      <w:r>
+        <w:rPr>
+          <w:sz w:val="12"/>
+          <w:szCs w:val="12"/>
+          <w:lang w:val="ru-RU"/>
+        </w:rPr>
+        <w:t xml:space="preserve"> за 31.03.  </w:t>
+      </w:r>
+    </w:p>
+    <w:p>
+      <w:pPr>
+        <w:rPr>
+          <w:sz w:val="12"/>
+          <w:szCs w:val="12"/>
+          <w:lang w:val="ru-RU"/>
+        </w:rPr>
+      </w:pPr>
+      <w:r>
+        <w:rPr>
+          <w:sz w:val="12"/>
+          <w:szCs w:val="12"/>
+          <w:lang w:val="ru-RU"/>
+        </w:rPr>
+        <w:t>17508 БЫЛО</w:t>
+      </w:r>
+    </w:p>
+    <w:p>
+      <w:pPr>
+        <w:rPr>
+          <w:sz w:val="12"/>
+          <w:szCs w:val="12"/>
+          <w:lang w:val="ru-RU"/>
+        </w:rPr>
+      </w:pPr>
+      <w:r>
+        <w:rPr>
+          <w:sz w:val="12"/>
+          <w:szCs w:val="12"/>
+          <w:lang w:val="ru-RU"/>
+        </w:rPr>
+        <w:t xml:space="preserve">Сделал с </w:t>
+      </w:r>
+      <w:r>
+        <w:rPr>
+          <w:sz w:val="12"/>
+          <w:szCs w:val="12"/>
+          <w:lang w:val="ru-RU"/>
+        </w:rPr>
+        <w:t>29.04.2026 17:00:28</w:t>
+      </w:r>
+      <w:r>
+        <w:rPr>
+          <w:sz w:val="12"/>
+          <w:szCs w:val="12"/>
+          <w:lang w:val="ru-RU"/>
+        </w:rPr>
+        <w:t xml:space="preserve"> </w:t>
+      </w:r>
+      <w:proofErr w:type="gramStart"/>
+      <w:r>
+        <w:rPr>
+          <w:sz w:val="12"/>
+          <w:szCs w:val="12"/>
+          <w:lang w:val="ru-RU"/>
+        </w:rPr>
+        <w:t xml:space="preserve">по  </w:t>
+      </w:r>
+      <w:r>
+        <w:rPr>
+          <w:sz w:val="12"/>
+          <w:szCs w:val="12"/>
+          <w:lang w:val="ru-RU"/>
+        </w:rPr>
+        <w:t>30.04.2026</w:t>
+      </w:r>
+      <w:proofErr w:type="gramEnd"/>
+      <w:r>
+        <w:rPr>
+          <w:sz w:val="12"/>
+          <w:szCs w:val="12"/>
+          <w:lang w:val="ru-RU"/>
+        </w:rPr>
+        <w:t xml:space="preserve"> 5:47:42</w:t>
+      </w:r>
+      <w:r>
+        <w:rPr>
+          <w:sz w:val="12"/>
+          <w:szCs w:val="12"/>
+          <w:lang w:val="ru-RU"/>
+        </w:rPr>
+        <w:t xml:space="preserve">       7560 клиентов   (12 часов 47 минут)   Скорость 10 Клиентов в минуту  (600 </w:t>
+      </w:r>
+      <w:r>
+        <w:rPr>
+          <w:sz w:val="12"/>
+          <w:szCs w:val="12"/>
+          <w:lang w:val="ru-RU"/>
+        </w:rPr>
+        <w:t>операций</w:t>
+      </w:r>
+      <w:r>
+        <w:rPr>
+          <w:sz w:val="12"/>
+          <w:szCs w:val="12"/>
+          <w:lang w:val="ru-RU"/>
+        </w:rPr>
+        <w:t xml:space="preserve"> в час)</w:t>
+      </w:r>
+    </w:p>
+    <w:p>
+      <w:pPr>
+        <w:rPr>
+          <w:sz w:val="12"/>
+          <w:szCs w:val="12"/>
+          <w:lang w:val="ru-RU"/>
+        </w:rPr>
+      </w:pPr>
+      <w:r>
+        <w:rPr>
+          <w:sz w:val="12"/>
+          <w:szCs w:val="12"/>
+          <w:lang w:val="ru-RU"/>
+        </w:rPr>
+        <w:drawing>
+          <wp:inline distT="0" distB="0" distL="0" distR="0" wp14:anchorId="60CDA118" wp14:editId="6DB1C37E">
+            <wp:extent cx="6152515" cy="1353185"/>
+            <wp:effectExtent l="0" t="0" r="635" b="0"/>
+            <wp:docPr id="2" name="Picture 2"/>
+            <wp:cNvGraphicFramePr>
+              <a:graphicFrameLocks xmlns:a="http://schemas.openxmlformats.org/drawingml/2006/main" noChangeAspect="1"/>
+            </wp:cNvGraphicFramePr>
+            <a:graphic xmlns:a="http://schemas.openxmlformats.org/drawingml/2006/main">
+              <a:graphicData uri="http://schemas.openxmlformats.org/drawingml/2006/picture">
+                <pic:pic xmlns:pic="http://schemas.openxmlformats.org/drawingml/2006/picture">
+                  <pic:nvPicPr>
+                    <pic:cNvPr id="1" name=""/>
+                    <pic:cNvPicPr/>
+                  </pic:nvPicPr>
+                  <pic:blipFill>
+                    <a:blip r:embed="rId10"/>
+                    <a:stretch>
+                      <a:fillRect/>
+                    </a:stretch>
+                  </pic:blipFill>
+                  <pic:spPr>
+                    <a:xfrm>
+                      <a:off x="0" y="0"/>
+                      <a:ext cx="6152515" cy="1353185"/>
+                    </a:xfrm>
+                    <a:prstGeom prst="rect">
+                      <a:avLst/>
+                    </a:prstGeom>
+                  </pic:spPr>
+                </pic:pic>
+              </a:graphicData>
+            </a:graphic>
+          </wp:inline>
+        </w:drawing>
+      </w:r>
+    </w:p>
+    <w:p>
+      <w:pPr>
+        <w:rPr>
+          <w:sz w:val="12"/>
+          <w:szCs w:val="12"/>
+          <w:lang w:val="ru-RU"/>
+        </w:rPr>
+      </w:pPr>
+    </w:p>
+    <w:p>
+      <w:pPr>
+        <w:rPr>
+          <w:sz w:val="12"/>
+          <w:szCs w:val="12"/>
+          <w:lang w:val="ru-RU"/>
+        </w:rPr>
+      </w:pPr>
+      <w:r>
+        <w:rPr>
+          <w:sz w:val="12"/>
+          <w:szCs w:val="12"/>
+          <w:lang w:val="ru-RU"/>
+        </w:rPr>
+        <w:drawing>
+          <wp:inline distT="0" distB="0" distL="0" distR="0" wp14:anchorId="72682E18" wp14:editId="3C246E00">
+            <wp:extent cx="6152515" cy="1246505"/>
+            <wp:effectExtent l="0" t="0" r="635" b="0"/>
+            <wp:docPr id="8" name="Picture 8"/>
+            <wp:cNvGraphicFramePr>
+              <a:graphicFrameLocks xmlns:a="http://schemas.openxmlformats.org/drawingml/2006/main" noChangeAspect="1"/>
+            </wp:cNvGraphicFramePr>
+            <a:graphic xmlns:a="http://schemas.openxmlformats.org/drawingml/2006/main">
+              <a:graphicData uri="http://schemas.openxmlformats.org/drawingml/2006/picture">
+                <pic:pic xmlns:pic="http://schemas.openxmlformats.org/drawingml/2006/picture">
+                  <pic:nvPicPr>
+                    <pic:cNvPr id="1" name=""/>
+                    <pic:cNvPicPr/>
+                  </pic:nvPicPr>
+                  <pic:blipFill>
+                    <a:blip r:embed="rId11"/>
+                    <a:stretch>
+                      <a:fillRect/>
+                    </a:stretch>
+                  </pic:blipFill>
+                  <pic:spPr>
+                    <a:xfrm>
+                      <a:off x="0" y="0"/>
+                      <a:ext cx="6152515" cy="1246505"/>
+                    </a:xfrm>
+                    <a:prstGeom prst="rect">
+                      <a:avLst/>
+                    </a:prstGeom>
+                  </pic:spPr>
+                </pic:pic>
+              </a:graphicData>
+            </a:graphic>
+          </wp:inline>
+        </w:drawing>
+      </w:r>
+    </w:p>
+    <w:p>
+      <w:pPr>
+        <w:rPr>
+          <w:color w:val="FF0000"/>
+          <w:sz w:val="12"/>
+          <w:szCs w:val="12"/>
+          <w:lang w:val="ru-RU"/>
+        </w:rPr>
+      </w:pPr>
+      <w:proofErr w:type="spellStart"/>
+      <w:r>
+        <w:rPr>
+          <w:sz w:val="12"/>
+          <w:szCs w:val="12"/>
+          <w:lang w:val="ru-RU"/>
+        </w:rPr>
+        <w:t>Документ.НачислениеНДФЛПоПортфелю.МодульОбъекта</w:t>
+      </w:r>
+      <w:proofErr w:type="spellEnd"/>
+      <w:r>
+        <w:rPr>
+          <w:sz w:val="12"/>
+          <w:szCs w:val="12"/>
+          <w:lang w:val="ru-RU"/>
+        </w:rPr>
+        <w:tab/>
+      </w:r>
+      <w:r>
+        <w:rPr>
+          <w:sz w:val="12"/>
+          <w:szCs w:val="12"/>
+          <w:lang w:val="ru-RU"/>
+        </w:rPr>
+        <w:tab/>
+      </w:r>
+      <w:r>
+        <w:rPr>
+          <w:sz w:val="12"/>
+          <w:szCs w:val="12"/>
+          <w:lang w:val="ru-RU"/>
+        </w:rPr>
+        <w:t>7 544</w:t>
+      </w:r>
+      <w:r>
+        <w:rPr>
+          <w:sz w:val="12"/>
+          <w:szCs w:val="12"/>
+          <w:lang w:val="ru-RU"/>
+        </w:rPr>
+        <w:tab/>
+      </w:r>
+      <w:proofErr w:type="spellStart"/>
+      <w:r>
+        <w:rPr>
+          <w:sz w:val="12"/>
+          <w:szCs w:val="12"/>
+          <w:lang w:val="ru-RU"/>
+        </w:rPr>
+        <w:t>ОбщиеОбороты</w:t>
+      </w:r>
+      <w:proofErr w:type="spellEnd"/>
+      <w:r>
+        <w:rPr>
+          <w:sz w:val="12"/>
+          <w:szCs w:val="12"/>
+          <w:lang w:val="ru-RU"/>
+        </w:rPr>
+        <w:t xml:space="preserve"> = </w:t>
+      </w:r>
+      <w:proofErr w:type="spellStart"/>
+      <w:r>
+        <w:rPr>
+          <w:sz w:val="12"/>
+          <w:szCs w:val="12"/>
+          <w:lang w:val="ru-RU"/>
+        </w:rPr>
+        <w:t>Запрос.Выполнить</w:t>
+      </w:r>
+      <w:proofErr w:type="spellEnd"/>
+      <w:r>
+        <w:rPr>
+          <w:sz w:val="12"/>
+          <w:szCs w:val="12"/>
+          <w:lang w:val="ru-RU"/>
+        </w:rPr>
+        <w:t>(</w:t>
+      </w:r>
+      <w:proofErr w:type="gramStart"/>
+      <w:r>
+        <w:rPr>
+          <w:sz w:val="12"/>
+          <w:szCs w:val="12"/>
+          <w:lang w:val="ru-RU"/>
+        </w:rPr>
+        <w:t>).Выгрузить</w:t>
+      </w:r>
+      <w:proofErr w:type="gramEnd"/>
+      <w:r>
+        <w:rPr>
+          <w:sz w:val="12"/>
+          <w:szCs w:val="12"/>
+          <w:lang w:val="ru-RU"/>
+        </w:rPr>
+        <w:t>();</w:t>
+      </w:r>
+      <w:r>
+        <w:rPr>
+          <w:sz w:val="12"/>
+          <w:szCs w:val="12"/>
+          <w:lang w:val="ru-RU"/>
+        </w:rPr>
+        <w:tab/>
+      </w:r>
+      <w:r>
+        <w:rPr>
+          <w:color w:val="FF0000"/>
+          <w:sz w:val="12"/>
+          <w:szCs w:val="12"/>
+          <w:lang w:val="ru-RU"/>
+        </w:rPr>
+        <w:t>15 724</w:t>
+      </w:r>
+      <w:r>
+        <w:rPr>
+          <w:color w:val="FF0000"/>
+          <w:sz w:val="12"/>
+          <w:szCs w:val="12"/>
+          <w:lang w:val="ru-RU"/>
+        </w:rPr>
+        <w:tab/>
+        <w:t>8 202,445879</w:t>
+      </w:r>
+      <w:r>
+        <w:rPr>
+          <w:color w:val="FF0000"/>
+          <w:sz w:val="12"/>
+          <w:szCs w:val="12"/>
+          <w:lang w:val="ru-RU"/>
+        </w:rPr>
+        <w:tab/>
+        <w:t>17,83</w:t>
+      </w:r>
+    </w:p>
+    <w:p>
+      <w:pPr>
+        <w:rPr>
+          <w:sz w:val="12"/>
+          <w:szCs w:val="12"/>
+          <w:lang w:val="ru-RU"/>
+        </w:rPr>
+      </w:pPr>
+      <w:proofErr w:type="spellStart"/>
+      <w:r>
+        <w:rPr>
+          <w:sz w:val="12"/>
+          <w:szCs w:val="12"/>
+          <w:highlight w:val="yellow"/>
+          <w:lang w:val="ru-RU"/>
+        </w:rPr>
+        <w:t>Документ.НачислениеНДФЛПоПортфелю.МодульОбъекта</w:t>
+      </w:r>
+      <w:proofErr w:type="spellEnd"/>
+      <w:r>
+        <w:rPr>
+          <w:sz w:val="12"/>
+          <w:szCs w:val="12"/>
+          <w:highlight w:val="yellow"/>
+          <w:lang w:val="ru-RU"/>
+        </w:rPr>
+        <w:tab/>
+      </w:r>
+      <w:r>
+        <w:rPr>
+          <w:sz w:val="12"/>
+          <w:szCs w:val="12"/>
+          <w:highlight w:val="yellow"/>
+          <w:lang w:val="ru-RU"/>
+        </w:rPr>
+        <w:tab/>
+      </w:r>
+      <w:r>
+        <w:rPr>
+          <w:sz w:val="12"/>
+          <w:szCs w:val="12"/>
+          <w:highlight w:val="yellow"/>
+          <w:lang w:val="ru-RU"/>
+        </w:rPr>
+        <w:t>6 457</w:t>
+      </w:r>
+      <w:r>
+        <w:rPr>
+          <w:sz w:val="12"/>
+          <w:szCs w:val="12"/>
+          <w:highlight w:val="yellow"/>
+          <w:lang w:val="ru-RU"/>
+        </w:rPr>
+        <w:tab/>
+        <w:t xml:space="preserve">Пакет </w:t>
+      </w:r>
+      <w:proofErr w:type="gramStart"/>
+      <w:r>
+        <w:rPr>
+          <w:sz w:val="12"/>
+          <w:szCs w:val="12"/>
+          <w:highlight w:val="yellow"/>
+          <w:lang w:val="ru-RU"/>
+        </w:rPr>
+        <w:t xml:space="preserve">=  </w:t>
+      </w:r>
+      <w:proofErr w:type="spellStart"/>
+      <w:r>
+        <w:rPr>
+          <w:sz w:val="12"/>
+          <w:szCs w:val="12"/>
+          <w:highlight w:val="yellow"/>
+          <w:lang w:val="ru-RU"/>
+        </w:rPr>
+        <w:t>Запрос.ВыполнитьПакет</w:t>
+      </w:r>
+      <w:proofErr w:type="spellEnd"/>
+      <w:proofErr w:type="gramEnd"/>
+      <w:r>
+        <w:rPr>
+          <w:sz w:val="12"/>
+          <w:szCs w:val="12"/>
+          <w:highlight w:val="yellow"/>
+          <w:lang w:val="ru-RU"/>
+        </w:rPr>
+        <w:t>();</w:t>
+      </w:r>
+      <w:r>
+        <w:rPr>
+          <w:sz w:val="12"/>
+          <w:szCs w:val="12"/>
+          <w:highlight w:val="yellow"/>
+          <w:lang w:val="ru-RU"/>
+        </w:rPr>
+        <w:tab/>
+      </w:r>
+      <w:r>
+        <w:rPr>
+          <w:sz w:val="12"/>
+          <w:szCs w:val="12"/>
+          <w:highlight w:val="yellow"/>
+          <w:lang w:val="ru-RU"/>
+        </w:rPr>
+        <w:tab/>
+      </w:r>
+      <w:r>
+        <w:rPr>
+          <w:sz w:val="12"/>
+          <w:szCs w:val="12"/>
+          <w:highlight w:val="yellow"/>
+          <w:lang w:val="ru-RU"/>
+        </w:rPr>
+        <w:t>7 862</w:t>
+      </w:r>
+      <w:r>
+        <w:rPr>
+          <w:sz w:val="12"/>
+          <w:szCs w:val="12"/>
+          <w:highlight w:val="yellow"/>
+          <w:lang w:val="ru-RU"/>
+        </w:rPr>
+        <w:tab/>
+        <w:t>3 738,156959</w:t>
+      </w:r>
+      <w:r>
+        <w:rPr>
+          <w:sz w:val="12"/>
+          <w:szCs w:val="12"/>
+          <w:highlight w:val="yellow"/>
+          <w:lang w:val="ru-RU"/>
+        </w:rPr>
+        <w:tab/>
+        <w:t>8,13</w:t>
+      </w:r>
+    </w:p>
+    <w:p>
+      <w:pPr>
+        <w:rPr>
+          <w:color w:val="FF0000"/>
+          <w:sz w:val="12"/>
+          <w:szCs w:val="12"/>
+          <w:lang w:val="ru-RU"/>
+        </w:rPr>
+      </w:pPr>
+      <w:proofErr w:type="spellStart"/>
+      <w:r>
+        <w:rPr>
+          <w:sz w:val="12"/>
+          <w:szCs w:val="12"/>
+          <w:highlight w:val="cyan"/>
+          <w:lang w:val="ru-RU"/>
+        </w:rPr>
+        <w:t>Документ.НачислениеНДФЛПоУправляющейКомпании.МодульМенеджера</w:t>
+      </w:r>
+      <w:proofErr w:type="spellEnd"/>
+      <w:r>
+        <w:rPr>
+          <w:sz w:val="12"/>
+          <w:szCs w:val="12"/>
+          <w:highlight w:val="cyan"/>
+          <w:lang w:val="ru-RU"/>
+        </w:rPr>
+        <w:tab/>
+        <w:t>3 069</w:t>
+      </w:r>
+      <w:r>
+        <w:rPr>
+          <w:sz w:val="12"/>
+          <w:szCs w:val="12"/>
+          <w:highlight w:val="cyan"/>
+          <w:lang w:val="ru-RU"/>
+        </w:rPr>
+        <w:tab/>
+        <w:t xml:space="preserve">Пакет = </w:t>
+      </w:r>
+      <w:proofErr w:type="spellStart"/>
+      <w:r>
+        <w:rPr>
+          <w:sz w:val="12"/>
+          <w:szCs w:val="12"/>
+          <w:highlight w:val="cyan"/>
+          <w:lang w:val="ru-RU"/>
+        </w:rPr>
+        <w:t>Запрос.ВыполнитьПакет</w:t>
+      </w:r>
+      <w:proofErr w:type="spellEnd"/>
+      <w:r>
+        <w:rPr>
+          <w:sz w:val="12"/>
+          <w:szCs w:val="12"/>
+          <w:highlight w:val="cyan"/>
+          <w:lang w:val="ru-RU"/>
+        </w:rPr>
+        <w:t>();</w:t>
+      </w:r>
+      <w:r>
+        <w:rPr>
+          <w:sz w:val="12"/>
+          <w:szCs w:val="12"/>
+          <w:highlight w:val="cyan"/>
+          <w:lang w:val="ru-RU"/>
+        </w:rPr>
+        <w:tab/>
+      </w:r>
+      <w:r>
+        <w:rPr>
+          <w:sz w:val="12"/>
+          <w:szCs w:val="12"/>
+          <w:highlight w:val="cyan"/>
+          <w:lang w:val="ru-RU"/>
+        </w:rPr>
+        <w:tab/>
+      </w:r>
+      <w:r>
+        <w:rPr>
+          <w:sz w:val="12"/>
+          <w:szCs w:val="12"/>
+          <w:highlight w:val="cyan"/>
+          <w:lang w:val="ru-RU"/>
+        </w:rPr>
+        <w:t>7 387</w:t>
+      </w:r>
+      <w:r>
+        <w:rPr>
+          <w:sz w:val="12"/>
+          <w:szCs w:val="12"/>
+          <w:highlight w:val="cyan"/>
+          <w:lang w:val="ru-RU"/>
+        </w:rPr>
+        <w:tab/>
+      </w:r>
+      <w:r>
+        <w:rPr>
+          <w:color w:val="FF0000"/>
+          <w:sz w:val="12"/>
+          <w:szCs w:val="12"/>
+          <w:highlight w:val="cyan"/>
+          <w:lang w:val="ru-RU"/>
+        </w:rPr>
+        <w:t>3 450,588994</w:t>
+      </w:r>
+      <w:r>
+        <w:rPr>
+          <w:color w:val="FF0000"/>
+          <w:sz w:val="12"/>
+          <w:szCs w:val="12"/>
+          <w:highlight w:val="cyan"/>
+          <w:lang w:val="ru-RU"/>
+        </w:rPr>
+        <w:tab/>
+        <w:t>7,50</w:t>
+      </w:r>
+    </w:p>
+    <w:p>
+      <w:pPr>
+        <w:rPr>
+          <w:sz w:val="12"/>
+          <w:szCs w:val="12"/>
+          <w:lang w:val="ru-RU"/>
+        </w:rPr>
+      </w:pPr>
+      <w:proofErr w:type="spellStart"/>
+      <w:r>
+        <w:rPr>
+          <w:sz w:val="12"/>
+          <w:szCs w:val="12"/>
+          <w:lang w:val="ru-RU"/>
+        </w:rPr>
+        <w:t>VTB_NDFL_Exchange</w:t>
+      </w:r>
+      <w:proofErr w:type="spellEnd"/>
+      <w:r>
+        <w:rPr>
+          <w:sz w:val="12"/>
+          <w:szCs w:val="12"/>
+          <w:lang w:val="ru-RU"/>
+        </w:rPr>
+        <w:t xml:space="preserve"> </w:t>
+      </w:r>
+      <w:proofErr w:type="spellStart"/>
+      <w:r>
+        <w:rPr>
+          <w:sz w:val="12"/>
+          <w:szCs w:val="12"/>
+          <w:lang w:val="ru-RU"/>
+        </w:rPr>
+        <w:t>Документ.НачислениеНДФЛПоПортфелю.МодульОбъекта</w:t>
+      </w:r>
+      <w:proofErr w:type="spellEnd"/>
+      <w:r>
+        <w:rPr>
+          <w:sz w:val="12"/>
+          <w:szCs w:val="12"/>
+          <w:lang w:val="ru-RU"/>
+        </w:rPr>
+        <w:tab/>
+        <w:t>348</w:t>
+      </w:r>
+      <w:r>
+        <w:rPr>
+          <w:sz w:val="12"/>
+          <w:szCs w:val="12"/>
+          <w:lang w:val="ru-RU"/>
+        </w:rPr>
+        <w:tab/>
+        <w:t xml:space="preserve">Пакет = </w:t>
+      </w:r>
+      <w:proofErr w:type="spellStart"/>
+      <w:r>
+        <w:rPr>
+          <w:sz w:val="12"/>
+          <w:szCs w:val="12"/>
+          <w:lang w:val="ru-RU"/>
+        </w:rPr>
+        <w:t>Запрос.ВыполнитьПакет</w:t>
+      </w:r>
+      <w:proofErr w:type="spellEnd"/>
+      <w:r>
+        <w:rPr>
+          <w:sz w:val="12"/>
+          <w:szCs w:val="12"/>
+          <w:lang w:val="ru-RU"/>
+        </w:rPr>
+        <w:t>();</w:t>
+      </w:r>
+      <w:r>
+        <w:rPr>
+          <w:sz w:val="12"/>
+          <w:szCs w:val="12"/>
+          <w:lang w:val="ru-RU"/>
+        </w:rPr>
+        <w:tab/>
+      </w:r>
+      <w:r>
+        <w:rPr>
+          <w:sz w:val="12"/>
+          <w:szCs w:val="12"/>
+          <w:lang w:val="ru-RU"/>
+        </w:rPr>
+        <w:tab/>
+      </w:r>
+      <w:r>
+        <w:rPr>
+          <w:color w:val="FF0000"/>
+          <w:sz w:val="12"/>
+          <w:szCs w:val="12"/>
+          <w:lang w:val="ru-RU"/>
+        </w:rPr>
+        <w:t>15 724</w:t>
+      </w:r>
+      <w:r>
+        <w:rPr>
+          <w:sz w:val="12"/>
+          <w:szCs w:val="12"/>
+          <w:lang w:val="ru-RU"/>
+        </w:rPr>
+        <w:tab/>
+        <w:t>3 317,630197</w:t>
+      </w:r>
+      <w:r>
+        <w:rPr>
+          <w:sz w:val="12"/>
+          <w:szCs w:val="12"/>
+          <w:lang w:val="ru-RU"/>
+        </w:rPr>
+        <w:tab/>
+        <w:t>7,21</w:t>
+      </w:r>
+    </w:p>
+    <w:p>
+      <w:pPr>
+        <w:rPr>
+          <w:sz w:val="12"/>
+          <w:szCs w:val="12"/>
+          <w:lang w:val="ru-RU"/>
+        </w:rPr>
+      </w:pPr>
+      <w:r>
+        <w:rPr>
+          <w:sz w:val="12"/>
+          <w:szCs w:val="12"/>
+          <w:highlight w:val="green"/>
+          <w:lang w:val="ru-RU"/>
+        </w:rPr>
+        <w:t xml:space="preserve">NDFL_RDU </w:t>
+      </w:r>
+      <w:proofErr w:type="spellStart"/>
+      <w:r>
+        <w:rPr>
+          <w:sz w:val="12"/>
+          <w:szCs w:val="12"/>
+          <w:highlight w:val="green"/>
+          <w:lang w:val="ru-RU"/>
+        </w:rPr>
+        <w:t>Документ.НачислениеНДФЛПоУпра</w:t>
+      </w:r>
+      <w:r>
+        <w:rPr>
+          <w:sz w:val="12"/>
+          <w:szCs w:val="12"/>
+          <w:highlight w:val="green"/>
+          <w:lang w:val="ru-RU"/>
+        </w:rPr>
+        <w:t>вляющейКомпании.МодульМенеджера</w:t>
+      </w:r>
+      <w:proofErr w:type="spellEnd"/>
+      <w:r>
+        <w:rPr>
+          <w:sz w:val="12"/>
+          <w:szCs w:val="12"/>
+          <w:highlight w:val="green"/>
+          <w:lang w:val="ru-RU"/>
+        </w:rPr>
+        <w:t xml:space="preserve"> </w:t>
+      </w:r>
+      <w:r>
+        <w:rPr>
+          <w:sz w:val="12"/>
+          <w:szCs w:val="12"/>
+          <w:highlight w:val="green"/>
+          <w:lang w:val="ru-RU"/>
+        </w:rPr>
+        <w:t>130</w:t>
+      </w:r>
+      <w:r>
+        <w:rPr>
+          <w:sz w:val="12"/>
+          <w:szCs w:val="12"/>
+          <w:highlight w:val="green"/>
+          <w:lang w:val="ru-RU"/>
+        </w:rPr>
+        <w:tab/>
+      </w:r>
+      <w:proofErr w:type="spellStart"/>
+      <w:r>
+        <w:rPr>
+          <w:sz w:val="12"/>
+          <w:szCs w:val="12"/>
+          <w:highlight w:val="green"/>
+          <w:lang w:val="ru-RU"/>
+        </w:rPr>
+        <w:t>ТаблицаПродаж</w:t>
+      </w:r>
+      <w:proofErr w:type="spellEnd"/>
+      <w:r>
+        <w:rPr>
+          <w:sz w:val="12"/>
+          <w:szCs w:val="12"/>
+          <w:highlight w:val="green"/>
+          <w:lang w:val="ru-RU"/>
+        </w:rPr>
+        <w:t xml:space="preserve"> = </w:t>
+      </w:r>
+      <w:proofErr w:type="spellStart"/>
+      <w:r>
+        <w:rPr>
+          <w:sz w:val="12"/>
+          <w:szCs w:val="12"/>
+          <w:highlight w:val="green"/>
+          <w:lang w:val="ru-RU"/>
+        </w:rPr>
+        <w:t>Запрос.Выполнить</w:t>
+      </w:r>
+      <w:proofErr w:type="spellEnd"/>
+      <w:r>
+        <w:rPr>
+          <w:sz w:val="12"/>
+          <w:szCs w:val="12"/>
+          <w:highlight w:val="green"/>
+          <w:lang w:val="ru-RU"/>
+        </w:rPr>
+        <w:t>(</w:t>
+      </w:r>
+      <w:proofErr w:type="gramStart"/>
+      <w:r>
+        <w:rPr>
+          <w:sz w:val="12"/>
+          <w:szCs w:val="12"/>
+          <w:highlight w:val="green"/>
+          <w:lang w:val="ru-RU"/>
+        </w:rPr>
+        <w:t>).Выгрузить</w:t>
+      </w:r>
+      <w:proofErr w:type="gramEnd"/>
+      <w:r>
+        <w:rPr>
+          <w:sz w:val="12"/>
+          <w:szCs w:val="12"/>
+          <w:highlight w:val="green"/>
+          <w:lang w:val="ru-RU"/>
+        </w:rPr>
+        <w:t>();</w:t>
+      </w:r>
+      <w:r>
+        <w:rPr>
+          <w:sz w:val="12"/>
+          <w:szCs w:val="12"/>
+          <w:highlight w:val="green"/>
+          <w:lang w:val="ru-RU"/>
+        </w:rPr>
+        <w:tab/>
+        <w:t>7 388</w:t>
+      </w:r>
+      <w:r>
+        <w:rPr>
+          <w:sz w:val="12"/>
+          <w:szCs w:val="12"/>
+          <w:highlight w:val="green"/>
+          <w:lang w:val="ru-RU"/>
+        </w:rPr>
+        <w:tab/>
+        <w:t>2 238,676432</w:t>
+      </w:r>
+      <w:r>
+        <w:rPr>
+          <w:sz w:val="12"/>
+          <w:szCs w:val="12"/>
+          <w:highlight w:val="green"/>
+          <w:lang w:val="ru-RU"/>
+        </w:rPr>
+        <w:tab/>
+        <w:t>4,87</w:t>
+      </w:r>
+    </w:p>
+    <w:p>
+      <w:pPr>
+        <w:rPr>
+          <w:sz w:val="12"/>
+          <w:szCs w:val="12"/>
+          <w:lang w:val="ru-RU"/>
+        </w:rPr>
+      </w:pPr>
+    </w:p>
+    <w:p>
+      <w:pPr>
+        <w:rPr>
+          <w:lang w:val="ru-RU"/>
+        </w:rPr>
+      </w:pPr>
+      <w:r>
+        <w:rPr>
+          <w:lang w:val="ru-RU"/>
+        </w:rPr>
+        <w:t xml:space="preserve">+ Вопрос, почему есть ПУСТЫЕ документы с </w:t>
+      </w:r>
+      <w:proofErr w:type="spellStart"/>
+      <w:r>
+        <w:rPr>
+          <w:lang w:val="ru-RU"/>
+        </w:rPr>
+        <w:t>инвествычетом</w:t>
+      </w:r>
+      <w:proofErr w:type="spellEnd"/>
+      <w:r>
+        <w:rPr>
+          <w:lang w:val="ru-RU"/>
+        </w:rPr>
+        <w:t>??</w:t>
+      </w:r>
+    </w:p>
+    <w:p>
+      <w:pPr>
+        <w:rPr>
+          <w:sz w:val="12"/>
+          <w:szCs w:val="12"/>
+          <w:lang w:val="ru-RU"/>
+        </w:rPr>
+      </w:pPr>
+      <w:r>
+        <w:rPr>
+          <w:sz w:val="12"/>
+          <w:szCs w:val="12"/>
+          <w:lang w:val="ru-RU"/>
+        </w:rPr>
+        <w:t>-----</w:t>
+      </w:r>
+    </w:p>
+    <w:p>
+      <w:pPr>
+        <w:rPr>
+          <w:sz w:val="12"/>
+          <w:szCs w:val="12"/>
+          <w:lang w:val="ru-RU"/>
+        </w:rPr>
+      </w:pPr>
+    </w:p>
+    <w:p>
+      <w:pPr>
+        <w:rPr>
+          <w:sz w:val="12"/>
+          <w:szCs w:val="12"/>
+          <w:lang w:val="ru-RU"/>
+        </w:rPr>
+      </w:pPr>
+    </w:p>
+    <w:p>
+      <w:pPr>
+        <w:rPr>
+          <w:sz w:val="12"/>
+          <w:szCs w:val="12"/>
+          <w:lang w:val="ru-RU"/>
+        </w:rPr>
+      </w:pPr>
+    </w:p>
+    <w:p>
+      <w:pPr>
+        <w:rPr>
+          <w:sz w:val="12"/>
+          <w:szCs w:val="12"/>
+          <w:lang w:val="ru-RU"/>
+        </w:rPr>
+      </w:pPr>
+    </w:p>
+    <w:p>
+      <w:pPr>
+        <w:rPr>
+          <w:sz w:val="12"/>
+          <w:szCs w:val="12"/>
+          <w:lang w:val="ru-RU"/>
+        </w:rPr>
+      </w:pPr>
+    </w:p>
+    <w:p>
+      <w:pPr>
+        <w:rPr>
+          <w:sz w:val="12"/>
+          <w:szCs w:val="12"/>
+          <w:lang w:val="ru-RU"/>
+        </w:rPr>
+      </w:pPr>
     </w:p>
     <w:p>
       <w:pPr>
@@ -3160,7 +4346,52 @@
         <w:rPr>
           <w:sz w:val="12"/>
           <w:szCs w:val="12"/>
-          <w:lang w:val="ru-RU"/>
+        </w:rPr>
+      </w:pPr>
+      <w:r>
+        <w:rPr>
+          <w:sz w:val="12"/>
+          <w:szCs w:val="12"/>
+          <w:lang w:val="ru-RU"/>
+        </w:rPr>
+        <w:t xml:space="preserve">********** </w:t>
+      </w:r>
+      <w:r>
+        <w:rPr>
+          <w:sz w:val="12"/>
+          <w:szCs w:val="12"/>
+          <w:lang w:val="ru-RU"/>
+        </w:rPr>
+        <w:t xml:space="preserve">ПЕРЕХОДИМ нА </w:t>
+      </w:r>
+      <w:r>
+        <w:rPr>
+          <w:sz w:val="12"/>
+          <w:szCs w:val="12"/>
+        </w:rPr>
+        <w:t>DR</w:t>
+      </w:r>
+      <w:r>
+        <w:rPr>
+          <w:sz w:val="12"/>
+          <w:szCs w:val="12"/>
+          <w:lang w:val="ru-RU"/>
+        </w:rPr>
+        <w:t xml:space="preserve"> =======**************************************************</w:t>
+      </w:r>
+      <w:r>
+        <w:rPr>
+          <w:sz w:val="12"/>
+          <w:szCs w:val="12"/>
+        </w:rPr>
+        <w:t>*******************</w:t>
+      </w:r>
+    </w:p>
+    <w:p>
+      <w:pPr>
+        <w:rPr>
+          <w:sz w:val="12"/>
+          <w:szCs w:val="12"/>
         </w:rPr>
       </w:pPr>
     </w:p>
